--- a/reports/Отчет_ЛР_1.5.docx
+++ b/reports/Отчет_ЛР_1.5.docx
@@ -74,6 +74,21 @@
           <w:szCs w:val="28"/>
         </w:rPr>
         <w:t xml:space="preserve">«Взаимодействие с пользователем»</w:t>
+      </w:r>
+    </w:p>
+    <w:p>
+      <w:pPr>
+        <w:spacing w:after="0" w:before="0" w:line="360"/>
+        <w:jc w:val="center"/>
+      </w:pPr>
+      <w:r>
+        <w:rPr>
+          <w:rFonts w:ascii="Times New Roman" w:cs="Times New Roman" w:eastAsia="Times New Roman" w:hAnsi="Times New Roman"/>
+          <w:bCs/>
+          <w:sz w:val="28"/>
+          <w:szCs w:val="28"/>
+        </w:rPr>
+        <w:t xml:space="preserve">по дисциплине «Разработка и сопровождение программных систем»</w:t>
       </w:r>
     </w:p>
     <w:p>
